--- a/docs/HRMS Deliverables to Development Phase/PrimeSoft_HRMS_FS_M03_Exits_Offboarding_v1.3.docx
+++ b/docs/HRMS Deliverables to Development Phase/PrimeSoft_HRMS_FS_M03_Exits_Offboarding_v1.3.docx
@@ -6840,7 +6840,7 @@
           <w:i/>
           <w:iCs/>
         </w:rPr>
-        <w:t>References: FR-M03-006; M05 detection (employees.absconding_flagged_at; absconding_threshold_calendar_days default 7, §4.6); §P.1 DM-ENG13 (no auto-clear).</w:t>
+        <w:t>References: FR-M03-006; M05 detection (employees.absconding_flagged_at; absconding_threshold_calendar_days default 7, §4.6); §P.1 DM-ENPS13 (no auto-clear).</w:t>
       </w:r>
     </w:p>
     <w:p>
@@ -26900,6 +26900,8 @@
       <w:bookmarkEnd w:id="39"/>
     </w:p>
     <w:sectPr>
+      <w:headerReference w:type="default" r:id="rId6"/>
+      <w:footerReference w:type="default" r:id="rId7"/>
       <w:type w:val="nextPage"/>
       <w:pgSz w:w="12240" w:h="15840"/>
       <w:pgMar w:left="1440" w:right="1440" w:gutter="0" w:header="0" w:top="1440" w:footer="0" w:bottom="1440"/>
@@ -26910,6 +26912,26 @@
     </w:sectPr>
   </w:body>
 </w:document>
+</file>
+
+<file path=word/footer1.xml><?xml version="1.0" encoding="utf-8"?>
+<w:ftr xmlns:m="http://schemas.openxmlformats.org/officeDocument/2006/math" xmlns:mc="http://schemas.openxmlformats.org/markup-compatibility/2006" xmlns:mo="http://schemas.microsoft.com/office/mac/office/2008/main" xmlns:mv="urn:schemas-microsoft-com:mac:vml" xmlns:o="urn:schemas-microsoft-com:office:office" xmlns:r="http://schemas.openxmlformats.org/officeDocument/2006/relationships" xmlns:v="urn:schemas-microsoft-com:vml" xmlns:w10="urn:schemas-microsoft-com:office:word" xmlns:w14="http://schemas.microsoft.com/office/word/2010/wordml" xmlns:w="http://schemas.openxmlformats.org/wordprocessingml/2006/main" xmlns:wne="http://schemas.microsoft.com/office/word/2006/wordml" xmlns:wp14="http://schemas.microsoft.com/office/word/2010/wordprocessingDrawing" xmlns:wp="http://schemas.openxmlformats.org/drawingml/2006/wordprocessingDrawing" xmlns:wpc="http://schemas.microsoft.com/office/word/2010/wordprocessingCanvas" xmlns:wpg="http://schemas.microsoft.com/office/word/2010/wordprocessingGroup" xmlns:wpi="http://schemas.microsoft.com/office/word/2010/wordprocessingInk" xmlns:wps="http://schemas.microsoft.com/office/word/2010/wordprocessingShape" mc:Ignorable="w14 wp14">
+  <w:p>
+    <w:pPr>
+      <w:pStyle w:val="Footer"/>
+    </w:pPr>
+  </w:p>
+</w:ftr>
+</file>
+
+<file path=word/header1.xml><?xml version="1.0" encoding="utf-8"?>
+<w:hdr xmlns:m="http://schemas.openxmlformats.org/officeDocument/2006/math" xmlns:mc="http://schemas.openxmlformats.org/markup-compatibility/2006" xmlns:mo="http://schemas.microsoft.com/office/mac/office/2008/main" xmlns:mv="urn:schemas-microsoft-com:mac:vml" xmlns:o="urn:schemas-microsoft-com:office:office" xmlns:r="http://schemas.openxmlformats.org/officeDocument/2006/relationships" xmlns:v="urn:schemas-microsoft-com:vml" xmlns:w10="urn:schemas-microsoft-com:office:word" xmlns:w14="http://schemas.microsoft.com/office/word/2010/wordml" xmlns:w="http://schemas.openxmlformats.org/wordprocessingml/2006/main" xmlns:wne="http://schemas.microsoft.com/office/word/2006/wordml" xmlns:wp14="http://schemas.microsoft.com/office/word/2010/wordprocessingDrawing" xmlns:wp="http://schemas.openxmlformats.org/drawingml/2006/wordprocessingDrawing" xmlns:wpc="http://schemas.microsoft.com/office/word/2010/wordprocessingCanvas" xmlns:wpg="http://schemas.microsoft.com/office/word/2010/wordprocessingGroup" xmlns:wpi="http://schemas.microsoft.com/office/word/2010/wordprocessingInk" xmlns:wps="http://schemas.microsoft.com/office/word/2010/wordprocessingShape" mc:Ignorable="w14 wp14">
+  <w:p>
+    <w:pPr>
+      <w:pStyle w:val="Header"/>
+    </w:pPr>
+  </w:p>
+</w:hdr>
 </file>
 
 <file path=word/numbering.xml><?xml version="1.0" encoding="utf-8"?>
